--- a/HW06_DP2.docx
+++ b/HW06_DP2.docx
@@ -1552,8 +1552,16 @@
       <w:pPr>
         <w:pStyle w:val="PGAnswerLines"/>
       </w:pPr>
+      <w:commentRangeStart w:id="0"/>
       <w:r>
         <w:t>A CNN is a neural network that applies learned convolution filters to images</w:t>
+      </w:r>
+      <w:commentRangeEnd w:id="0"/>
+      <w:r>
+        <w:rPr>
+          <w:rStyle w:val="CommentReference"/>
+        </w:rPr>
+        <w:commentReference w:id="0"/>
       </w:r>
     </w:p>
     <w:p>
@@ -1753,6 +1761,27 @@
     </w:sectPr>
   </w:body>
 </w:document>
+</file>
+
+<file path=word/comments.xml><?xml version="1.0" encoding="utf-8"?>
+<w:comments xmlns:a="http://schemas.openxmlformats.org/drawingml/2006/main" xmlns:pic="http://schemas.openxmlformats.org/drawingml/2006/picture" xmlns:r="http://schemas.openxmlformats.org/officeDocument/2006/relationships" xmlns:w="http://schemas.openxmlformats.org/wordprocessingml/2006/main" xmlns:wp="http://schemas.openxmlformats.org/drawingml/2006/wordprocessingDrawing" xmlns:mc="http://schemas.openxmlformats.org/markup-compatibility/2006" xmlns:a14="http://schemas.microsoft.com/office/drawing/2010/main" xmlns:w14="http://schemas.microsoft.com/office/word/2010/wordml" xmlns:wpc="http://schemas.microsoft.com/office/word/2010/wordprocessingCanvas">
+  <w:comment w:id="0" w:author="Teacher" w:initials="T" w:date="2026-10-30T04:06:36Z">
+    <w:p>
+      <w:pPr>
+        <w:pStyle w:val="CommentText"/>
+      </w:pPr>
+      <w:r>
+        <w:rPr>
+          <w:rStyle w:val="CommentReference"/>
+        </w:rPr>
+        <w:annotationRef/>
+      </w:r>
+      <w:r>
+        <w:t>Q9(a)  1/2 - You give an accurate and complete definition of a CNN - a neural network that applies convolution filters to images to detect local features and build them into more complex patterns - and that earns the first mark. The second mark is for the role the CNN plays in the CASE STUDY: in a diffusion model the CNN is the NEURAL DENOISER, which reconstructs the image's features step by step, removing a little more noise at each iteration until a coherent image emerges. Add that link to the case study and this becomes a full-mark answer. (-1)</w:t>
+      </w:r>
+    </w:p>
+  </w:comment>
+</w:comments>
 </file>
 
 <file path=word/endnotes.xml><?xml version="1.0" encoding="utf-8"?>
@@ -1886,7 +1915,7 @@
         <w:color w:val="404040"/>
         <w:sz w:val="21"/>
       </w:rPr>
-      <w:t>Name: ______________    Class: ________    Date: ________    Mark: ______</w:t>
+      <w:t>Name: ______________    Class: ________    Date: ________    Mark: 99 / 100</w:t>
     </w:r>
   </w:p>
 </w:hdr>
